--- a/Разработка интерфейсов пользавателя/Лабы/5/Лабораторная работа 5.docx
+++ b/Разработка интерфейсов пользавателя/Лабы/5/Лабораторная работа 5.docx
@@ -161,9 +161,6 @@
       <w:pPr>
         <w:pStyle w:val="a3"/>
         <w:spacing w:line="360" w:lineRule="auto"/>
-        <w:rPr>
-          <w:lang w:val="en-US"/>
-        </w:rPr>
       </w:pPr>
     </w:p>
     <w:p>
@@ -216,6 +213,7 @@
         <w:rPr>
           <w:b w:val="0"/>
           <w:bCs w:val="0"/>
+          <w:noProof/>
           <w:lang w:val="en-US"/>
         </w:rPr>
         <w:lastRenderedPageBreak/>
@@ -320,6 +318,9 @@
         <w:spacing w:line="360" w:lineRule="auto"/>
       </w:pPr>
       <w:r>
+        <w:rPr>
+          <w:noProof/>
+        </w:rPr>
         <w:drawing>
           <wp:inline distT="0" distB="0" distL="0" distR="0" wp14:anchorId="7F2B2235" wp14:editId="3018E679">
             <wp:extent cx="5940425" cy="2951480"/>
@@ -364,7 +365,6 @@
         <w:rPr>
           <w:b w:val="0"/>
           <w:bCs w:val="0"/>
-          <w:lang w:val="en-US"/>
         </w:rPr>
       </w:pPr>
       <w:r>
@@ -397,9 +397,6 @@
       <w:pPr>
         <w:pStyle w:val="a5"/>
         <w:spacing w:line="360" w:lineRule="auto"/>
-        <w:rPr>
-          <w:lang w:val="en-US"/>
-        </w:rPr>
       </w:pPr>
       <w:r>
         <w:t>Пример кода</w:t>
@@ -415,9 +412,6 @@
       <w:pPr>
         <w:pStyle w:val="a5"/>
         <w:spacing w:line="360" w:lineRule="auto"/>
-        <w:rPr>
-          <w:lang w:val="en-US"/>
-        </w:rPr>
       </w:pPr>
     </w:p>
     <w:p>
@@ -468,45 +462,54 @@
       <w:pPr>
         <w:pStyle w:val="a3"/>
         <w:spacing w:line="360" w:lineRule="auto"/>
+        <w:rPr>
+          <w:lang w:val="en-US"/>
+        </w:rPr>
       </w:pPr>
       <w:r>
         <w:lastRenderedPageBreak/>
         <w:t>ПРИЛОЖЕНИЕ А</w:t>
       </w:r>
-      <w:r>
+    </w:p>
+    <w:p>
+      <w:pPr>
+        <w:pStyle w:val="a3"/>
+        <w:spacing w:line="360" w:lineRule="auto"/>
+        <w:rPr>
+          <w:lang w:val="en-US"/>
+        </w:rPr>
+      </w:pPr>
+    </w:p>
+    <w:p>
+      <w:pPr>
+        <w:pStyle w:val="a3"/>
+        <w:spacing w:after="0" w:line="240" w:lineRule="auto"/>
+        <w:jc w:val="both"/>
+        <w:rPr>
+          <w:rFonts w:ascii="Courier New" w:hAnsi="Courier New" w:cs="Courier New"/>
+          <w:b w:val="0"/>
+          <w:bCs w:val="0"/>
+          <w:sz w:val="22"/>
+          <w:szCs w:val="22"/>
+          <w:lang w:val="en-US"/>
+        </w:rPr>
+      </w:pPr>
+      <w:r>
+        <w:rPr>
+          <w:b w:val="0"/>
+          <w:bCs w:val="0"/>
+          <w:lang w:val="en-US"/>
+        </w:rPr>
+        <w:t>xml:</w:t>
+      </w:r>
+      <w:r>
+        <w:rPr>
+          <w:b w:val="0"/>
+          <w:bCs w:val="0"/>
+          <w:lang w:val="en-US"/>
+        </w:rPr>
         <w:br/>
       </w:r>
-    </w:p>
-    <w:p>
-      <w:pPr>
-        <w:pStyle w:val="a3"/>
-        <w:spacing w:after="0" w:line="240" w:lineRule="auto"/>
-        <w:jc w:val="both"/>
-        <w:rPr>
-          <w:rFonts w:ascii="Courier New" w:hAnsi="Courier New" w:cs="Courier New"/>
-          <w:b w:val="0"/>
-          <w:bCs w:val="0"/>
-          <w:sz w:val="22"/>
-          <w:szCs w:val="22"/>
-          <w:lang w:val="en-US"/>
-        </w:rPr>
-      </w:pPr>
-      <w:r>
-        <w:rPr>
-          <w:b w:val="0"/>
-          <w:bCs w:val="0"/>
-          <w:lang w:val="en-US"/>
-        </w:rPr>
-        <w:t>xml:</w:t>
-      </w:r>
-      <w:r>
-        <w:rPr>
-          <w:b w:val="0"/>
-          <w:bCs w:val="0"/>
-          <w:lang w:val="en-US"/>
-        </w:rPr>
-        <w:br/>
-      </w:r>
       <w:r>
         <w:rPr>
           <w:rFonts w:ascii="Courier New" w:hAnsi="Courier New" w:cs="Courier New"/>
@@ -2969,56 +2972,6 @@
           <w:lang w:val="en-US"/>
         </w:rPr>
         <w:t>&gt;</w:t>
-      </w:r>
-    </w:p>
-    <w:p>
-      <w:pPr>
-        <w:pStyle w:val="a3"/>
-        <w:spacing w:after="0" w:line="240" w:lineRule="auto"/>
-        <w:jc w:val="both"/>
-        <w:rPr>
-          <w:rFonts w:ascii="Courier New" w:hAnsi="Courier New" w:cs="Courier New"/>
-          <w:b w:val="0"/>
-          <w:bCs w:val="0"/>
-          <w:sz w:val="22"/>
-          <w:szCs w:val="22"/>
-          <w:lang w:val="en-US"/>
-        </w:rPr>
-      </w:pPr>
-      <w:r>
-        <w:rPr>
-          <w:rFonts w:ascii="Courier New" w:hAnsi="Courier New" w:cs="Courier New"/>
-          <w:b w:val="0"/>
-          <w:bCs w:val="0"/>
-          <w:sz w:val="22"/>
-          <w:szCs w:val="22"/>
-          <w:lang w:val="en-US"/>
-        </w:rPr>
-        <w:t xml:space="preserve">                    &lt;</w:t>
-      </w:r>
-      <w:proofErr w:type="spellStart"/>
-      <w:r>
-        <w:rPr>
-          <w:rFonts w:ascii="Courier New" w:hAnsi="Courier New" w:cs="Courier New"/>
-          <w:b w:val="0"/>
-          <w:bCs w:val="0"/>
-          <w:sz w:val="22"/>
-          <w:szCs w:val="22"/>
-          <w:lang w:val="en-US"/>
-        </w:rPr>
-        <w:t>ColumnDefinition</w:t>
-      </w:r>
-      <w:proofErr w:type="spellEnd"/>
-      <w:r>
-        <w:rPr>
-          <w:rFonts w:ascii="Courier New" w:hAnsi="Courier New" w:cs="Courier New"/>
-          <w:b w:val="0"/>
-          <w:bCs w:val="0"/>
-          <w:sz w:val="22"/>
-          <w:szCs w:val="22"/>
-          <w:lang w:val="en-US"/>
-        </w:rPr>
-        <w:t xml:space="preserve"> Width="*"/&gt;</w:t>
       </w:r>
     </w:p>
     <w:p>
@@ -3333,6 +3286,56 @@
           <w:bCs w:val="0"/>
           <w:sz w:val="22"/>
           <w:szCs w:val="22"/>
+          <w:lang w:val="en-US"/>
+        </w:rPr>
+      </w:pPr>
+      <w:r>
+        <w:rPr>
+          <w:rFonts w:ascii="Courier New" w:hAnsi="Courier New" w:cs="Courier New"/>
+          <w:b w:val="0"/>
+          <w:bCs w:val="0"/>
+          <w:sz w:val="22"/>
+          <w:szCs w:val="22"/>
+          <w:lang w:val="en-US"/>
+        </w:rPr>
+        <w:t xml:space="preserve">                    &lt;</w:t>
+      </w:r>
+      <w:proofErr w:type="spellStart"/>
+      <w:r>
+        <w:rPr>
+          <w:rFonts w:ascii="Courier New" w:hAnsi="Courier New" w:cs="Courier New"/>
+          <w:b w:val="0"/>
+          <w:bCs w:val="0"/>
+          <w:sz w:val="22"/>
+          <w:szCs w:val="22"/>
+          <w:lang w:val="en-US"/>
+        </w:rPr>
+        <w:t>ColumnDefinition</w:t>
+      </w:r>
+      <w:proofErr w:type="spellEnd"/>
+      <w:r>
+        <w:rPr>
+          <w:rFonts w:ascii="Courier New" w:hAnsi="Courier New" w:cs="Courier New"/>
+          <w:b w:val="0"/>
+          <w:bCs w:val="0"/>
+          <w:sz w:val="22"/>
+          <w:szCs w:val="22"/>
+          <w:lang w:val="en-US"/>
+        </w:rPr>
+        <w:t xml:space="preserve"> Width="*"/&gt;</w:t>
+      </w:r>
+    </w:p>
+    <w:p>
+      <w:pPr>
+        <w:pStyle w:val="a3"/>
+        <w:spacing w:after="0" w:line="240" w:lineRule="auto"/>
+        <w:jc w:val="both"/>
+        <w:rPr>
+          <w:rFonts w:ascii="Courier New" w:hAnsi="Courier New" w:cs="Courier New"/>
+          <w:b w:val="0"/>
+          <w:bCs w:val="0"/>
+          <w:sz w:val="22"/>
+          <w:szCs w:val="22"/>
         </w:rPr>
       </w:pPr>
       <w:r>
@@ -4942,69 +4945,733 @@
           <w:szCs w:val="22"/>
           <w:lang w:val="en-US"/>
         </w:rPr>
+        <w:t xml:space="preserve"> ItemsSource="{Binding Tasks}"&gt;</w:t>
+      </w:r>
+    </w:p>
+    <w:p>
+      <w:pPr>
+        <w:pStyle w:val="a3"/>
+        <w:spacing w:after="0" w:line="240" w:lineRule="auto"/>
+        <w:jc w:val="both"/>
+        <w:rPr>
+          <w:rFonts w:ascii="Courier New" w:hAnsi="Courier New" w:cs="Courier New"/>
+          <w:b w:val="0"/>
+          <w:bCs w:val="0"/>
+          <w:sz w:val="22"/>
+          <w:szCs w:val="22"/>
+          <w:lang w:val="en-US"/>
+        </w:rPr>
+      </w:pPr>
+      <w:r>
+        <w:rPr>
+          <w:rFonts w:ascii="Courier New" w:hAnsi="Courier New" w:cs="Courier New"/>
+          <w:b w:val="0"/>
+          <w:bCs w:val="0"/>
+          <w:sz w:val="22"/>
+          <w:szCs w:val="22"/>
+          <w:lang w:val="en-US"/>
+        </w:rPr>
+        <w:t xml:space="preserve">                                        &lt;</w:t>
+      </w:r>
+      <w:proofErr w:type="spellStart"/>
+      <w:r>
+        <w:rPr>
+          <w:rFonts w:ascii="Courier New" w:hAnsi="Courier New" w:cs="Courier New"/>
+          <w:b w:val="0"/>
+          <w:bCs w:val="0"/>
+          <w:sz w:val="22"/>
+          <w:szCs w:val="22"/>
+          <w:lang w:val="en-US"/>
+        </w:rPr>
+        <w:t>ItemsControl.ItemTemplate</w:t>
+      </w:r>
+      <w:proofErr w:type="spellEnd"/>
+      <w:r>
+        <w:rPr>
+          <w:rFonts w:ascii="Courier New" w:hAnsi="Courier New" w:cs="Courier New"/>
+          <w:b w:val="0"/>
+          <w:bCs w:val="0"/>
+          <w:sz w:val="22"/>
+          <w:szCs w:val="22"/>
+          <w:lang w:val="en-US"/>
+        </w:rPr>
+        <w:t>&gt;</w:t>
+      </w:r>
+    </w:p>
+    <w:p>
+      <w:pPr>
+        <w:pStyle w:val="a3"/>
+        <w:spacing w:after="0" w:line="240" w:lineRule="auto"/>
+        <w:jc w:val="both"/>
+        <w:rPr>
+          <w:rFonts w:ascii="Courier New" w:hAnsi="Courier New" w:cs="Courier New"/>
+          <w:b w:val="0"/>
+          <w:bCs w:val="0"/>
+          <w:sz w:val="22"/>
+          <w:szCs w:val="22"/>
+          <w:lang w:val="en-US"/>
+        </w:rPr>
+      </w:pPr>
+      <w:r>
+        <w:rPr>
+          <w:rFonts w:ascii="Courier New" w:hAnsi="Courier New" w:cs="Courier New"/>
+          <w:b w:val="0"/>
+          <w:bCs w:val="0"/>
+          <w:sz w:val="22"/>
+          <w:szCs w:val="22"/>
+          <w:lang w:val="en-US"/>
+        </w:rPr>
+        <w:t xml:space="preserve">                                            &lt;</w:t>
+      </w:r>
+      <w:proofErr w:type="spellStart"/>
+      <w:r>
+        <w:rPr>
+          <w:rFonts w:ascii="Courier New" w:hAnsi="Courier New" w:cs="Courier New"/>
+          <w:b w:val="0"/>
+          <w:bCs w:val="0"/>
+          <w:sz w:val="22"/>
+          <w:szCs w:val="22"/>
+          <w:lang w:val="en-US"/>
+        </w:rPr>
+        <w:t>DataTemplate</w:t>
+      </w:r>
+      <w:proofErr w:type="spellEnd"/>
+      <w:r>
+        <w:rPr>
+          <w:rFonts w:ascii="Courier New" w:hAnsi="Courier New" w:cs="Courier New"/>
+          <w:b w:val="0"/>
+          <w:bCs w:val="0"/>
+          <w:sz w:val="22"/>
+          <w:szCs w:val="22"/>
+          <w:lang w:val="en-US"/>
+        </w:rPr>
+        <w:t>&gt;</w:t>
+      </w:r>
+    </w:p>
+    <w:p>
+      <w:pPr>
+        <w:pStyle w:val="a3"/>
+        <w:spacing w:after="0" w:line="240" w:lineRule="auto"/>
+        <w:jc w:val="both"/>
+        <w:rPr>
+          <w:rFonts w:ascii="Courier New" w:hAnsi="Courier New" w:cs="Courier New"/>
+          <w:b w:val="0"/>
+          <w:bCs w:val="0"/>
+          <w:sz w:val="22"/>
+          <w:szCs w:val="22"/>
+          <w:lang w:val="en-US"/>
+        </w:rPr>
+      </w:pPr>
+      <w:r>
+        <w:rPr>
+          <w:rFonts w:ascii="Courier New" w:hAnsi="Courier New" w:cs="Courier New"/>
+          <w:b w:val="0"/>
+          <w:bCs w:val="0"/>
+          <w:sz w:val="22"/>
+          <w:szCs w:val="22"/>
+          <w:lang w:val="en-US"/>
+        </w:rPr>
+        <w:t xml:space="preserve">                                                &lt;Border </w:t>
+      </w:r>
+      <w:proofErr w:type="spellStart"/>
+      <w:r>
+        <w:rPr>
+          <w:rFonts w:ascii="Courier New" w:hAnsi="Courier New" w:cs="Courier New"/>
+          <w:b w:val="0"/>
+          <w:bCs w:val="0"/>
+          <w:sz w:val="22"/>
+          <w:szCs w:val="22"/>
+          <w:lang w:val="en-US"/>
+        </w:rPr>
+        <w:t>BorderBrush</w:t>
+      </w:r>
+      <w:proofErr w:type="spellEnd"/>
+      <w:r>
+        <w:rPr>
+          <w:rFonts w:ascii="Courier New" w:hAnsi="Courier New" w:cs="Courier New"/>
+          <w:b w:val="0"/>
+          <w:bCs w:val="0"/>
+          <w:sz w:val="22"/>
+          <w:szCs w:val="22"/>
+          <w:lang w:val="en-US"/>
+        </w:rPr>
+        <w:t xml:space="preserve">="#E0E0E0" </w:t>
+      </w:r>
+      <w:proofErr w:type="spellStart"/>
+      <w:r>
+        <w:rPr>
+          <w:rFonts w:ascii="Courier New" w:hAnsi="Courier New" w:cs="Courier New"/>
+          <w:b w:val="0"/>
+          <w:bCs w:val="0"/>
+          <w:sz w:val="22"/>
+          <w:szCs w:val="22"/>
+          <w:lang w:val="en-US"/>
+        </w:rPr>
+        <w:t>BorderThickness</w:t>
+      </w:r>
+      <w:proofErr w:type="spellEnd"/>
+      <w:r>
+        <w:rPr>
+          <w:rFonts w:ascii="Courier New" w:hAnsi="Courier New" w:cs="Courier New"/>
+          <w:b w:val="0"/>
+          <w:bCs w:val="0"/>
+          <w:sz w:val="22"/>
+          <w:szCs w:val="22"/>
+          <w:lang w:val="en-US"/>
+        </w:rPr>
+        <w:t xml:space="preserve">="1" Margin="0,2" Padding="5" </w:t>
+      </w:r>
+      <w:proofErr w:type="spellStart"/>
+      <w:r>
+        <w:rPr>
+          <w:rFonts w:ascii="Courier New" w:hAnsi="Courier New" w:cs="Courier New"/>
+          <w:b w:val="0"/>
+          <w:bCs w:val="0"/>
+          <w:sz w:val="22"/>
+          <w:szCs w:val="22"/>
+          <w:lang w:val="en-US"/>
+        </w:rPr>
+        <w:t>CornerRadius</w:t>
+      </w:r>
+      <w:proofErr w:type="spellEnd"/>
+      <w:r>
+        <w:rPr>
+          <w:rFonts w:ascii="Courier New" w:hAnsi="Courier New" w:cs="Courier New"/>
+          <w:b w:val="0"/>
+          <w:bCs w:val="0"/>
+          <w:sz w:val="22"/>
+          <w:szCs w:val="22"/>
+          <w:lang w:val="en-US"/>
+        </w:rPr>
+        <w:t>="4"&gt;</w:t>
+      </w:r>
+    </w:p>
+    <w:p>
+      <w:pPr>
+        <w:pStyle w:val="a3"/>
+        <w:spacing w:after="0" w:line="240" w:lineRule="auto"/>
+        <w:jc w:val="both"/>
+        <w:rPr>
+          <w:rFonts w:ascii="Courier New" w:hAnsi="Courier New" w:cs="Courier New"/>
+          <w:b w:val="0"/>
+          <w:bCs w:val="0"/>
+          <w:sz w:val="22"/>
+          <w:szCs w:val="22"/>
+          <w:lang w:val="en-US"/>
+        </w:rPr>
+      </w:pPr>
+      <w:r>
+        <w:rPr>
+          <w:rFonts w:ascii="Courier New" w:hAnsi="Courier New" w:cs="Courier New"/>
+          <w:b w:val="0"/>
+          <w:bCs w:val="0"/>
+          <w:sz w:val="22"/>
+          <w:szCs w:val="22"/>
+          <w:lang w:val="en-US"/>
+        </w:rPr>
+        <w:t xml:space="preserve">                                                    &lt;</w:t>
+      </w:r>
+      <w:proofErr w:type="spellStart"/>
+      <w:r>
+        <w:rPr>
+          <w:rFonts w:ascii="Courier New" w:hAnsi="Courier New" w:cs="Courier New"/>
+          <w:b w:val="0"/>
+          <w:bCs w:val="0"/>
+          <w:sz w:val="22"/>
+          <w:szCs w:val="22"/>
+          <w:lang w:val="en-US"/>
+        </w:rPr>
+        <w:t>CheckBox</w:t>
+      </w:r>
+      <w:proofErr w:type="spellEnd"/>
+      <w:r>
+        <w:rPr>
+          <w:rFonts w:ascii="Courier New" w:hAnsi="Courier New" w:cs="Courier New"/>
+          <w:b w:val="0"/>
+          <w:bCs w:val="0"/>
+          <w:sz w:val="22"/>
+          <w:szCs w:val="22"/>
+          <w:lang w:val="en-US"/>
+        </w:rPr>
         <w:t xml:space="preserve"> </w:t>
       </w:r>
-      <w:proofErr w:type="spellStart"/>
-      <w:r>
-        <w:rPr>
-          <w:rFonts w:ascii="Courier New" w:hAnsi="Courier New" w:cs="Courier New"/>
-          <w:b w:val="0"/>
-          <w:bCs w:val="0"/>
-          <w:sz w:val="22"/>
-          <w:szCs w:val="22"/>
-          <w:lang w:val="en-US"/>
-        </w:rPr>
-        <w:t>ItemsSource</w:t>
-      </w:r>
-      <w:proofErr w:type="spellEnd"/>
-      <w:r>
-        <w:rPr>
-          <w:rFonts w:ascii="Courier New" w:hAnsi="Courier New" w:cs="Courier New"/>
-          <w:b w:val="0"/>
-          <w:bCs w:val="0"/>
-          <w:sz w:val="22"/>
-          <w:szCs w:val="22"/>
-          <w:lang w:val="en-US"/>
-        </w:rPr>
-        <w:t>="{Binding Tasks}"&gt;</w:t>
-      </w:r>
-    </w:p>
-    <w:p>
-      <w:pPr>
-        <w:pStyle w:val="a3"/>
-        <w:spacing w:after="0" w:line="240" w:lineRule="auto"/>
-        <w:jc w:val="both"/>
-        <w:rPr>
-          <w:rFonts w:ascii="Courier New" w:hAnsi="Courier New" w:cs="Courier New"/>
-          <w:b w:val="0"/>
-          <w:bCs w:val="0"/>
-          <w:sz w:val="22"/>
-          <w:szCs w:val="22"/>
-          <w:lang w:val="en-US"/>
-        </w:rPr>
-      </w:pPr>
-      <w:r>
-        <w:rPr>
-          <w:rFonts w:ascii="Courier New" w:hAnsi="Courier New" w:cs="Courier New"/>
-          <w:b w:val="0"/>
-          <w:bCs w:val="0"/>
-          <w:sz w:val="22"/>
-          <w:szCs w:val="22"/>
-          <w:lang w:val="en-US"/>
-        </w:rPr>
-        <w:t xml:space="preserve">                                        &lt;</w:t>
-      </w:r>
-      <w:proofErr w:type="spellStart"/>
-      <w:r>
-        <w:rPr>
-          <w:rFonts w:ascii="Courier New" w:hAnsi="Courier New" w:cs="Courier New"/>
-          <w:b w:val="0"/>
-          <w:bCs w:val="0"/>
-          <w:sz w:val="22"/>
-          <w:szCs w:val="22"/>
-          <w:lang w:val="en-US"/>
-        </w:rPr>
-        <w:t>ItemsControl.ItemTemplate</w:t>
+      <w:proofErr w:type="gramStart"/>
+      <w:r>
+        <w:rPr>
+          <w:rFonts w:ascii="Courier New" w:hAnsi="Courier New" w:cs="Courier New"/>
+          <w:b w:val="0"/>
+          <w:bCs w:val="0"/>
+          <w:sz w:val="22"/>
+          <w:szCs w:val="22"/>
+          <w:lang w:val="en-US"/>
+        </w:rPr>
+        <w:t>x:Name</w:t>
+      </w:r>
+      <w:proofErr w:type="gramEnd"/>
+      <w:r>
+        <w:rPr>
+          <w:rFonts w:ascii="Courier New" w:hAnsi="Courier New" w:cs="Courier New"/>
+          <w:b w:val="0"/>
+          <w:bCs w:val="0"/>
+          <w:sz w:val="22"/>
+          <w:szCs w:val="22"/>
+          <w:lang w:val="en-US"/>
+        </w:rPr>
+        <w:t xml:space="preserve">="TaskCheckBox" IsChecked="{Binding </w:t>
+      </w:r>
+      <w:proofErr w:type="spellStart"/>
+      <w:r>
+        <w:rPr>
+          <w:rFonts w:ascii="Courier New" w:hAnsi="Courier New" w:cs="Courier New"/>
+          <w:b w:val="0"/>
+          <w:bCs w:val="0"/>
+          <w:sz w:val="22"/>
+          <w:szCs w:val="22"/>
+          <w:lang w:val="en-US"/>
+        </w:rPr>
+        <w:t>IsSelected</w:t>
+      </w:r>
+      <w:proofErr w:type="spellEnd"/>
+      <w:r>
+        <w:rPr>
+          <w:rFonts w:ascii="Courier New" w:hAnsi="Courier New" w:cs="Courier New"/>
+          <w:b w:val="0"/>
+          <w:bCs w:val="0"/>
+          <w:sz w:val="22"/>
+          <w:szCs w:val="22"/>
+          <w:lang w:val="en-US"/>
+        </w:rPr>
+        <w:t>}"&gt;</w:t>
+      </w:r>
+    </w:p>
+    <w:p>
+      <w:pPr>
+        <w:pStyle w:val="a3"/>
+        <w:spacing w:after="0" w:line="240" w:lineRule="auto"/>
+        <w:jc w:val="both"/>
+        <w:rPr>
+          <w:rFonts w:ascii="Courier New" w:hAnsi="Courier New" w:cs="Courier New"/>
+          <w:b w:val="0"/>
+          <w:bCs w:val="0"/>
+          <w:sz w:val="22"/>
+          <w:szCs w:val="22"/>
+          <w:lang w:val="en-US"/>
+        </w:rPr>
+      </w:pPr>
+      <w:r>
+        <w:rPr>
+          <w:rFonts w:ascii="Courier New" w:hAnsi="Courier New" w:cs="Courier New"/>
+          <w:b w:val="0"/>
+          <w:bCs w:val="0"/>
+          <w:sz w:val="22"/>
+          <w:szCs w:val="22"/>
+          <w:lang w:val="en-US"/>
+        </w:rPr>
+        <w:t xml:space="preserve">                                                        &lt;</w:t>
+      </w:r>
+      <w:proofErr w:type="spellStart"/>
+      <w:r>
+        <w:rPr>
+          <w:rFonts w:ascii="Courier New" w:hAnsi="Courier New" w:cs="Courier New"/>
+          <w:b w:val="0"/>
+          <w:bCs w:val="0"/>
+          <w:sz w:val="22"/>
+          <w:szCs w:val="22"/>
+          <w:lang w:val="en-US"/>
+        </w:rPr>
+        <w:t>StackPanel</w:t>
+      </w:r>
+      <w:proofErr w:type="spellEnd"/>
+      <w:r>
+        <w:rPr>
+          <w:rFonts w:ascii="Courier New" w:hAnsi="Courier New" w:cs="Courier New"/>
+          <w:b w:val="0"/>
+          <w:bCs w:val="0"/>
+          <w:sz w:val="22"/>
+          <w:szCs w:val="22"/>
+          <w:lang w:val="en-US"/>
+        </w:rPr>
+        <w:t xml:space="preserve"> Margin="5,0,0,0"&gt;</w:t>
+      </w:r>
+    </w:p>
+    <w:p>
+      <w:pPr>
+        <w:pStyle w:val="a3"/>
+        <w:spacing w:after="0" w:line="240" w:lineRule="auto"/>
+        <w:jc w:val="both"/>
+        <w:rPr>
+          <w:rFonts w:ascii="Courier New" w:hAnsi="Courier New" w:cs="Courier New"/>
+          <w:b w:val="0"/>
+          <w:bCs w:val="0"/>
+          <w:sz w:val="22"/>
+          <w:szCs w:val="22"/>
+          <w:lang w:val="en-US"/>
+        </w:rPr>
+      </w:pPr>
+      <w:r>
+        <w:rPr>
+          <w:rFonts w:ascii="Courier New" w:hAnsi="Courier New" w:cs="Courier New"/>
+          <w:b w:val="0"/>
+          <w:bCs w:val="0"/>
+          <w:sz w:val="22"/>
+          <w:szCs w:val="22"/>
+          <w:lang w:val="en-US"/>
+        </w:rPr>
+        <w:t xml:space="preserve">                                                            &lt;</w:t>
+      </w:r>
+      <w:proofErr w:type="spellStart"/>
+      <w:r>
+        <w:rPr>
+          <w:rFonts w:ascii="Courier New" w:hAnsi="Courier New" w:cs="Courier New"/>
+          <w:b w:val="0"/>
+          <w:bCs w:val="0"/>
+          <w:sz w:val="22"/>
+          <w:szCs w:val="22"/>
+          <w:lang w:val="en-US"/>
+        </w:rPr>
+        <w:t>TextBlock</w:t>
+      </w:r>
+      <w:proofErr w:type="spellEnd"/>
+      <w:r>
+        <w:rPr>
+          <w:rFonts w:ascii="Courier New" w:hAnsi="Courier New" w:cs="Courier New"/>
+          <w:b w:val="0"/>
+          <w:bCs w:val="0"/>
+          <w:sz w:val="22"/>
+          <w:szCs w:val="22"/>
+          <w:lang w:val="en-US"/>
+        </w:rPr>
+        <w:t xml:space="preserve"> </w:t>
+      </w:r>
+      <w:proofErr w:type="spellStart"/>
+      <w:r>
+        <w:rPr>
+          <w:rFonts w:ascii="Courier New" w:hAnsi="Courier New" w:cs="Courier New"/>
+          <w:b w:val="0"/>
+          <w:bCs w:val="0"/>
+          <w:sz w:val="22"/>
+          <w:szCs w:val="22"/>
+          <w:lang w:val="en-US"/>
+        </w:rPr>
+        <w:t>FontWeight</w:t>
+      </w:r>
+      <w:proofErr w:type="spellEnd"/>
+      <w:r>
+        <w:rPr>
+          <w:rFonts w:ascii="Courier New" w:hAnsi="Courier New" w:cs="Courier New"/>
+          <w:b w:val="0"/>
+          <w:bCs w:val="0"/>
+          <w:sz w:val="22"/>
+          <w:szCs w:val="22"/>
+          <w:lang w:val="en-US"/>
+        </w:rPr>
+        <w:t xml:space="preserve">="Bold" Text="{Binding </w:t>
+      </w:r>
+      <w:proofErr w:type="spellStart"/>
+      <w:r>
+        <w:rPr>
+          <w:rFonts w:ascii="Courier New" w:hAnsi="Courier New" w:cs="Courier New"/>
+          <w:b w:val="0"/>
+          <w:bCs w:val="0"/>
+          <w:sz w:val="22"/>
+          <w:szCs w:val="22"/>
+          <w:lang w:val="en-US"/>
+        </w:rPr>
+        <w:t>ClientName</w:t>
+      </w:r>
+      <w:proofErr w:type="spellEnd"/>
+      <w:r>
+        <w:rPr>
+          <w:rFonts w:ascii="Courier New" w:hAnsi="Courier New" w:cs="Courier New"/>
+          <w:b w:val="0"/>
+          <w:bCs w:val="0"/>
+          <w:sz w:val="22"/>
+          <w:szCs w:val="22"/>
+          <w:lang w:val="en-US"/>
+        </w:rPr>
+        <w:t xml:space="preserve">}" </w:t>
+      </w:r>
+      <w:proofErr w:type="spellStart"/>
+      <w:r>
+        <w:rPr>
+          <w:rFonts w:ascii="Courier New" w:hAnsi="Courier New" w:cs="Courier New"/>
+          <w:b w:val="0"/>
+          <w:bCs w:val="0"/>
+          <w:sz w:val="22"/>
+          <w:szCs w:val="22"/>
+          <w:lang w:val="en-US"/>
+        </w:rPr>
+        <w:t>FontSize</w:t>
+      </w:r>
+      <w:proofErr w:type="spellEnd"/>
+      <w:r>
+        <w:rPr>
+          <w:rFonts w:ascii="Courier New" w:hAnsi="Courier New" w:cs="Courier New"/>
+          <w:b w:val="0"/>
+          <w:bCs w:val="0"/>
+          <w:sz w:val="22"/>
+          <w:szCs w:val="22"/>
+          <w:lang w:val="en-US"/>
+        </w:rPr>
+        <w:t>="12"/&gt;</w:t>
+      </w:r>
+    </w:p>
+    <w:p>
+      <w:pPr>
+        <w:pStyle w:val="a3"/>
+        <w:spacing w:after="0" w:line="240" w:lineRule="auto"/>
+        <w:jc w:val="both"/>
+        <w:rPr>
+          <w:rFonts w:ascii="Courier New" w:hAnsi="Courier New" w:cs="Courier New"/>
+          <w:b w:val="0"/>
+          <w:bCs w:val="0"/>
+          <w:sz w:val="22"/>
+          <w:szCs w:val="22"/>
+          <w:lang w:val="en-US"/>
+        </w:rPr>
+      </w:pPr>
+      <w:r>
+        <w:rPr>
+          <w:rFonts w:ascii="Courier New" w:hAnsi="Courier New" w:cs="Courier New"/>
+          <w:b w:val="0"/>
+          <w:bCs w:val="0"/>
+          <w:sz w:val="22"/>
+          <w:szCs w:val="22"/>
+          <w:lang w:val="en-US"/>
+        </w:rPr>
+        <w:t xml:space="preserve">                                                            &lt;</w:t>
+      </w:r>
+      <w:proofErr w:type="spellStart"/>
+      <w:r>
+        <w:rPr>
+          <w:rFonts w:ascii="Courier New" w:hAnsi="Courier New" w:cs="Courier New"/>
+          <w:b w:val="0"/>
+          <w:bCs w:val="0"/>
+          <w:sz w:val="22"/>
+          <w:szCs w:val="22"/>
+          <w:lang w:val="en-US"/>
+        </w:rPr>
+        <w:t>TextBlock</w:t>
+      </w:r>
+      <w:proofErr w:type="spellEnd"/>
+      <w:r>
+        <w:rPr>
+          <w:rFonts w:ascii="Courier New" w:hAnsi="Courier New" w:cs="Courier New"/>
+          <w:b w:val="0"/>
+          <w:bCs w:val="0"/>
+          <w:sz w:val="22"/>
+          <w:szCs w:val="22"/>
+          <w:lang w:val="en-US"/>
+        </w:rPr>
+        <w:t xml:space="preserve"> Text="{Binding </w:t>
+      </w:r>
+      <w:proofErr w:type="spellStart"/>
+      <w:r>
+        <w:rPr>
+          <w:rFonts w:ascii="Courier New" w:hAnsi="Courier New" w:cs="Courier New"/>
+          <w:b w:val="0"/>
+          <w:bCs w:val="0"/>
+          <w:sz w:val="22"/>
+          <w:szCs w:val="22"/>
+          <w:lang w:val="en-US"/>
+        </w:rPr>
+        <w:t>ServiceName</w:t>
+      </w:r>
+      <w:proofErr w:type="spellEnd"/>
+      <w:r>
+        <w:rPr>
+          <w:rFonts w:ascii="Courier New" w:hAnsi="Courier New" w:cs="Courier New"/>
+          <w:b w:val="0"/>
+          <w:bCs w:val="0"/>
+          <w:sz w:val="22"/>
+          <w:szCs w:val="22"/>
+          <w:lang w:val="en-US"/>
+        </w:rPr>
+        <w:t xml:space="preserve">}" </w:t>
+      </w:r>
+      <w:proofErr w:type="spellStart"/>
+      <w:r>
+        <w:rPr>
+          <w:rFonts w:ascii="Courier New" w:hAnsi="Courier New" w:cs="Courier New"/>
+          <w:b w:val="0"/>
+          <w:bCs w:val="0"/>
+          <w:sz w:val="22"/>
+          <w:szCs w:val="22"/>
+          <w:lang w:val="en-US"/>
+        </w:rPr>
+        <w:t>FontSize</w:t>
+      </w:r>
+      <w:proofErr w:type="spellEnd"/>
+      <w:r>
+        <w:rPr>
+          <w:rFonts w:ascii="Courier New" w:hAnsi="Courier New" w:cs="Courier New"/>
+          <w:b w:val="0"/>
+          <w:bCs w:val="0"/>
+          <w:sz w:val="22"/>
+          <w:szCs w:val="22"/>
+          <w:lang w:val="en-US"/>
+        </w:rPr>
+        <w:t>="10" Foreground="Gray"/&gt;</w:t>
+      </w:r>
+    </w:p>
+    <w:p>
+      <w:pPr>
+        <w:pStyle w:val="a3"/>
+        <w:spacing w:after="0" w:line="240" w:lineRule="auto"/>
+        <w:jc w:val="both"/>
+        <w:rPr>
+          <w:rFonts w:ascii="Courier New" w:hAnsi="Courier New" w:cs="Courier New"/>
+          <w:b w:val="0"/>
+          <w:bCs w:val="0"/>
+          <w:sz w:val="22"/>
+          <w:szCs w:val="22"/>
+          <w:lang w:val="en-US"/>
+        </w:rPr>
+      </w:pPr>
+      <w:r>
+        <w:rPr>
+          <w:rFonts w:ascii="Courier New" w:hAnsi="Courier New" w:cs="Courier New"/>
+          <w:b w:val="0"/>
+          <w:bCs w:val="0"/>
+          <w:sz w:val="22"/>
+          <w:szCs w:val="22"/>
+          <w:lang w:val="en-US"/>
+        </w:rPr>
+        <w:t xml:space="preserve">                                                            &lt;</w:t>
+      </w:r>
+      <w:proofErr w:type="spellStart"/>
+      <w:r>
+        <w:rPr>
+          <w:rFonts w:ascii="Courier New" w:hAnsi="Courier New" w:cs="Courier New"/>
+          <w:b w:val="0"/>
+          <w:bCs w:val="0"/>
+          <w:sz w:val="22"/>
+          <w:szCs w:val="22"/>
+          <w:lang w:val="en-US"/>
+        </w:rPr>
+        <w:t>TextBlock</w:t>
+      </w:r>
+      <w:proofErr w:type="spellEnd"/>
+      <w:r>
+        <w:rPr>
+          <w:rFonts w:ascii="Courier New" w:hAnsi="Courier New" w:cs="Courier New"/>
+          <w:b w:val="0"/>
+          <w:bCs w:val="0"/>
+          <w:sz w:val="22"/>
+          <w:szCs w:val="22"/>
+          <w:lang w:val="en-US"/>
+        </w:rPr>
+        <w:t xml:space="preserve"> Text="{Binding </w:t>
+      </w:r>
+      <w:proofErr w:type="spellStart"/>
+      <w:r>
+        <w:rPr>
+          <w:rFonts w:ascii="Courier New" w:hAnsi="Courier New" w:cs="Courier New"/>
+          <w:b w:val="0"/>
+          <w:bCs w:val="0"/>
+          <w:sz w:val="22"/>
+          <w:szCs w:val="22"/>
+          <w:lang w:val="en-US"/>
+        </w:rPr>
+        <w:t>TimeRange</w:t>
+      </w:r>
+      <w:proofErr w:type="spellEnd"/>
+      <w:r>
+        <w:rPr>
+          <w:rFonts w:ascii="Courier New" w:hAnsi="Courier New" w:cs="Courier New"/>
+          <w:b w:val="0"/>
+          <w:bCs w:val="0"/>
+          <w:sz w:val="22"/>
+          <w:szCs w:val="22"/>
+          <w:lang w:val="en-US"/>
+        </w:rPr>
+        <w:t xml:space="preserve">}" </w:t>
+      </w:r>
+      <w:proofErr w:type="spellStart"/>
+      <w:r>
+        <w:rPr>
+          <w:rFonts w:ascii="Courier New" w:hAnsi="Courier New" w:cs="Courier New"/>
+          <w:b w:val="0"/>
+          <w:bCs w:val="0"/>
+          <w:sz w:val="22"/>
+          <w:szCs w:val="22"/>
+          <w:lang w:val="en-US"/>
+        </w:rPr>
+        <w:t>FontSize</w:t>
+      </w:r>
+      <w:proofErr w:type="spellEnd"/>
+      <w:r>
+        <w:rPr>
+          <w:rFonts w:ascii="Courier New" w:hAnsi="Courier New" w:cs="Courier New"/>
+          <w:b w:val="0"/>
+          <w:bCs w:val="0"/>
+          <w:sz w:val="22"/>
+          <w:szCs w:val="22"/>
+          <w:lang w:val="en-US"/>
+        </w:rPr>
+        <w:t>="10" Foreground="</w:t>
+      </w:r>
+      <w:proofErr w:type="spellStart"/>
+      <w:r>
+        <w:rPr>
+          <w:rFonts w:ascii="Courier New" w:hAnsi="Courier New" w:cs="Courier New"/>
+          <w:b w:val="0"/>
+          <w:bCs w:val="0"/>
+          <w:sz w:val="22"/>
+          <w:szCs w:val="22"/>
+          <w:lang w:val="en-US"/>
+        </w:rPr>
+        <w:t>DarkGreen</w:t>
+      </w:r>
+      <w:proofErr w:type="spellEnd"/>
+      <w:r>
+        <w:rPr>
+          <w:rFonts w:ascii="Courier New" w:hAnsi="Courier New" w:cs="Courier New"/>
+          <w:b w:val="0"/>
+          <w:bCs w:val="0"/>
+          <w:sz w:val="22"/>
+          <w:szCs w:val="22"/>
+          <w:lang w:val="en-US"/>
+        </w:rPr>
+        <w:t>"/&gt;</w:t>
+      </w:r>
+    </w:p>
+    <w:p>
+      <w:pPr>
+        <w:pStyle w:val="a3"/>
+        <w:spacing w:after="0" w:line="240" w:lineRule="auto"/>
+        <w:jc w:val="both"/>
+        <w:rPr>
+          <w:rFonts w:ascii="Courier New" w:hAnsi="Courier New" w:cs="Courier New"/>
+          <w:b w:val="0"/>
+          <w:bCs w:val="0"/>
+          <w:sz w:val="22"/>
+          <w:szCs w:val="22"/>
+          <w:lang w:val="en-US"/>
+        </w:rPr>
+      </w:pPr>
+      <w:r>
+        <w:rPr>
+          <w:rFonts w:ascii="Courier New" w:hAnsi="Courier New" w:cs="Courier New"/>
+          <w:b w:val="0"/>
+          <w:bCs w:val="0"/>
+          <w:sz w:val="22"/>
+          <w:szCs w:val="22"/>
+          <w:lang w:val="en-US"/>
+        </w:rPr>
+        <w:t xml:space="preserve">                                                        &lt;/</w:t>
+      </w:r>
+      <w:proofErr w:type="spellStart"/>
+      <w:r>
+        <w:rPr>
+          <w:rFonts w:ascii="Courier New" w:hAnsi="Courier New" w:cs="Courier New"/>
+          <w:b w:val="0"/>
+          <w:bCs w:val="0"/>
+          <w:sz w:val="22"/>
+          <w:szCs w:val="22"/>
+          <w:lang w:val="en-US"/>
+        </w:rPr>
+        <w:t>StackPanel</w:t>
       </w:r>
       <w:proofErr w:type="spellEnd"/>
       <w:r>
@@ -5042,19 +5709,19 @@
           <w:szCs w:val="22"/>
           <w:lang w:val="en-US"/>
         </w:rPr>
-        <w:t xml:space="preserve">                                            &lt;</w:t>
-      </w:r>
-      <w:proofErr w:type="spellStart"/>
-      <w:r>
-        <w:rPr>
-          <w:rFonts w:ascii="Courier New" w:hAnsi="Courier New" w:cs="Courier New"/>
-          <w:b w:val="0"/>
-          <w:bCs w:val="0"/>
-          <w:sz w:val="22"/>
-          <w:szCs w:val="22"/>
-          <w:lang w:val="en-US"/>
-        </w:rPr>
-        <w:t>DataTemplate</w:t>
+        <w:t xml:space="preserve">                                                    &lt;/</w:t>
+      </w:r>
+      <w:proofErr w:type="spellStart"/>
+      <w:r>
+        <w:rPr>
+          <w:rFonts w:ascii="Courier New" w:hAnsi="Courier New" w:cs="Courier New"/>
+          <w:b w:val="0"/>
+          <w:bCs w:val="0"/>
+          <w:sz w:val="22"/>
+          <w:szCs w:val="22"/>
+          <w:lang w:val="en-US"/>
+        </w:rPr>
+        <w:t>CheckBox</w:t>
       </w:r>
       <w:proofErr w:type="spellEnd"/>
       <w:r>
@@ -5092,718 +5759,7 @@
           <w:szCs w:val="22"/>
           <w:lang w:val="en-US"/>
         </w:rPr>
-        <w:t xml:space="preserve">                                                &lt;Border </w:t>
-      </w:r>
-      <w:proofErr w:type="spellStart"/>
-      <w:r>
-        <w:rPr>
-          <w:rFonts w:ascii="Courier New" w:hAnsi="Courier New" w:cs="Courier New"/>
-          <w:b w:val="0"/>
-          <w:bCs w:val="0"/>
-          <w:sz w:val="22"/>
-          <w:szCs w:val="22"/>
-          <w:lang w:val="en-US"/>
-        </w:rPr>
-        <w:t>BorderBrush</w:t>
-      </w:r>
-      <w:proofErr w:type="spellEnd"/>
-      <w:r>
-        <w:rPr>
-          <w:rFonts w:ascii="Courier New" w:hAnsi="Courier New" w:cs="Courier New"/>
-          <w:b w:val="0"/>
-          <w:bCs w:val="0"/>
-          <w:sz w:val="22"/>
-          <w:szCs w:val="22"/>
-          <w:lang w:val="en-US"/>
-        </w:rPr>
-        <w:t xml:space="preserve">="#E0E0E0" </w:t>
-      </w:r>
-      <w:proofErr w:type="spellStart"/>
-      <w:r>
-        <w:rPr>
-          <w:rFonts w:ascii="Courier New" w:hAnsi="Courier New" w:cs="Courier New"/>
-          <w:b w:val="0"/>
-          <w:bCs w:val="0"/>
-          <w:sz w:val="22"/>
-          <w:szCs w:val="22"/>
-          <w:lang w:val="en-US"/>
-        </w:rPr>
-        <w:t>BorderThickness</w:t>
-      </w:r>
-      <w:proofErr w:type="spellEnd"/>
-      <w:r>
-        <w:rPr>
-          <w:rFonts w:ascii="Courier New" w:hAnsi="Courier New" w:cs="Courier New"/>
-          <w:b w:val="0"/>
-          <w:bCs w:val="0"/>
-          <w:sz w:val="22"/>
-          <w:szCs w:val="22"/>
-          <w:lang w:val="en-US"/>
-        </w:rPr>
-        <w:t xml:space="preserve">="1" Margin="0,2" Padding="5" </w:t>
-      </w:r>
-      <w:proofErr w:type="spellStart"/>
-      <w:r>
-        <w:rPr>
-          <w:rFonts w:ascii="Courier New" w:hAnsi="Courier New" w:cs="Courier New"/>
-          <w:b w:val="0"/>
-          <w:bCs w:val="0"/>
-          <w:sz w:val="22"/>
-          <w:szCs w:val="22"/>
-          <w:lang w:val="en-US"/>
-        </w:rPr>
-        <w:t>CornerRadius</w:t>
-      </w:r>
-      <w:proofErr w:type="spellEnd"/>
-      <w:r>
-        <w:rPr>
-          <w:rFonts w:ascii="Courier New" w:hAnsi="Courier New" w:cs="Courier New"/>
-          <w:b w:val="0"/>
-          <w:bCs w:val="0"/>
-          <w:sz w:val="22"/>
-          <w:szCs w:val="22"/>
-          <w:lang w:val="en-US"/>
-        </w:rPr>
-        <w:t>="4"&gt;</w:t>
-      </w:r>
-    </w:p>
-    <w:p>
-      <w:pPr>
-        <w:pStyle w:val="a3"/>
-        <w:spacing w:after="0" w:line="240" w:lineRule="auto"/>
-        <w:jc w:val="both"/>
-        <w:rPr>
-          <w:rFonts w:ascii="Courier New" w:hAnsi="Courier New" w:cs="Courier New"/>
-          <w:b w:val="0"/>
-          <w:bCs w:val="0"/>
-          <w:sz w:val="22"/>
-          <w:szCs w:val="22"/>
-          <w:lang w:val="en-US"/>
-        </w:rPr>
-      </w:pPr>
-      <w:r>
-        <w:rPr>
-          <w:rFonts w:ascii="Courier New" w:hAnsi="Courier New" w:cs="Courier New"/>
-          <w:b w:val="0"/>
-          <w:bCs w:val="0"/>
-          <w:sz w:val="22"/>
-          <w:szCs w:val="22"/>
-          <w:lang w:val="en-US"/>
-        </w:rPr>
-        <w:t xml:space="preserve">                                                    &lt;</w:t>
-      </w:r>
-      <w:proofErr w:type="spellStart"/>
-      <w:r>
-        <w:rPr>
-          <w:rFonts w:ascii="Courier New" w:hAnsi="Courier New" w:cs="Courier New"/>
-          <w:b w:val="0"/>
-          <w:bCs w:val="0"/>
-          <w:sz w:val="22"/>
-          <w:szCs w:val="22"/>
-          <w:lang w:val="en-US"/>
-        </w:rPr>
-        <w:t>CheckBox</w:t>
-      </w:r>
-      <w:proofErr w:type="spellEnd"/>
-      <w:r>
-        <w:rPr>
-          <w:rFonts w:ascii="Courier New" w:hAnsi="Courier New" w:cs="Courier New"/>
-          <w:b w:val="0"/>
-          <w:bCs w:val="0"/>
-          <w:sz w:val="22"/>
-          <w:szCs w:val="22"/>
-          <w:lang w:val="en-US"/>
-        </w:rPr>
-        <w:t xml:space="preserve"> </w:t>
-      </w:r>
-      <w:proofErr w:type="gramStart"/>
-      <w:r>
-        <w:rPr>
-          <w:rFonts w:ascii="Courier New" w:hAnsi="Courier New" w:cs="Courier New"/>
-          <w:b w:val="0"/>
-          <w:bCs w:val="0"/>
-          <w:sz w:val="22"/>
-          <w:szCs w:val="22"/>
-          <w:lang w:val="en-US"/>
-        </w:rPr>
-        <w:t>x:Name</w:t>
-      </w:r>
-      <w:proofErr w:type="gramEnd"/>
-      <w:r>
-        <w:rPr>
-          <w:rFonts w:ascii="Courier New" w:hAnsi="Courier New" w:cs="Courier New"/>
-          <w:b w:val="0"/>
-          <w:bCs w:val="0"/>
-          <w:sz w:val="22"/>
-          <w:szCs w:val="22"/>
-          <w:lang w:val="en-US"/>
-        </w:rPr>
-        <w:t xml:space="preserve">="TaskCheckBox" </w:t>
-      </w:r>
-      <w:proofErr w:type="spellStart"/>
-      <w:r>
-        <w:rPr>
-          <w:rFonts w:ascii="Courier New" w:hAnsi="Courier New" w:cs="Courier New"/>
-          <w:b w:val="0"/>
-          <w:bCs w:val="0"/>
-          <w:sz w:val="22"/>
-          <w:szCs w:val="22"/>
-          <w:lang w:val="en-US"/>
-        </w:rPr>
-        <w:t>IsChecked</w:t>
-      </w:r>
-      <w:proofErr w:type="spellEnd"/>
-      <w:r>
-        <w:rPr>
-          <w:rFonts w:ascii="Courier New" w:hAnsi="Courier New" w:cs="Courier New"/>
-          <w:b w:val="0"/>
-          <w:bCs w:val="0"/>
-          <w:sz w:val="22"/>
-          <w:szCs w:val="22"/>
-          <w:lang w:val="en-US"/>
-        </w:rPr>
-        <w:t xml:space="preserve">="{Binding </w:t>
-      </w:r>
-      <w:proofErr w:type="spellStart"/>
-      <w:r>
-        <w:rPr>
-          <w:rFonts w:ascii="Courier New" w:hAnsi="Courier New" w:cs="Courier New"/>
-          <w:b w:val="0"/>
-          <w:bCs w:val="0"/>
-          <w:sz w:val="22"/>
-          <w:szCs w:val="22"/>
-          <w:lang w:val="en-US"/>
-        </w:rPr>
-        <w:t>IsSelected</w:t>
-      </w:r>
-      <w:proofErr w:type="spellEnd"/>
-      <w:r>
-        <w:rPr>
-          <w:rFonts w:ascii="Courier New" w:hAnsi="Courier New" w:cs="Courier New"/>
-          <w:b w:val="0"/>
-          <w:bCs w:val="0"/>
-          <w:sz w:val="22"/>
-          <w:szCs w:val="22"/>
-          <w:lang w:val="en-US"/>
-        </w:rPr>
-        <w:t>}"&gt;</w:t>
-      </w:r>
-    </w:p>
-    <w:p>
-      <w:pPr>
-        <w:pStyle w:val="a3"/>
-        <w:spacing w:after="0" w:line="240" w:lineRule="auto"/>
-        <w:jc w:val="both"/>
-        <w:rPr>
-          <w:rFonts w:ascii="Courier New" w:hAnsi="Courier New" w:cs="Courier New"/>
-          <w:b w:val="0"/>
-          <w:bCs w:val="0"/>
-          <w:sz w:val="22"/>
-          <w:szCs w:val="22"/>
-          <w:lang w:val="en-US"/>
-        </w:rPr>
-      </w:pPr>
-      <w:r>
-        <w:rPr>
-          <w:rFonts w:ascii="Courier New" w:hAnsi="Courier New" w:cs="Courier New"/>
-          <w:b w:val="0"/>
-          <w:bCs w:val="0"/>
-          <w:sz w:val="22"/>
-          <w:szCs w:val="22"/>
-          <w:lang w:val="en-US"/>
-        </w:rPr>
-        <w:t xml:space="preserve">                                                        &lt;</w:t>
-      </w:r>
-      <w:proofErr w:type="spellStart"/>
-      <w:r>
-        <w:rPr>
-          <w:rFonts w:ascii="Courier New" w:hAnsi="Courier New" w:cs="Courier New"/>
-          <w:b w:val="0"/>
-          <w:bCs w:val="0"/>
-          <w:sz w:val="22"/>
-          <w:szCs w:val="22"/>
-          <w:lang w:val="en-US"/>
-        </w:rPr>
-        <w:t>StackPanel</w:t>
-      </w:r>
-      <w:proofErr w:type="spellEnd"/>
-      <w:r>
-        <w:rPr>
-          <w:rFonts w:ascii="Courier New" w:hAnsi="Courier New" w:cs="Courier New"/>
-          <w:b w:val="0"/>
-          <w:bCs w:val="0"/>
-          <w:sz w:val="22"/>
-          <w:szCs w:val="22"/>
-          <w:lang w:val="en-US"/>
-        </w:rPr>
-        <w:t xml:space="preserve"> Margin="5,0,0,0"&gt;</w:t>
-      </w:r>
-    </w:p>
-    <w:p>
-      <w:pPr>
-        <w:pStyle w:val="a3"/>
-        <w:spacing w:after="0" w:line="240" w:lineRule="auto"/>
-        <w:jc w:val="both"/>
-        <w:rPr>
-          <w:rFonts w:ascii="Courier New" w:hAnsi="Courier New" w:cs="Courier New"/>
-          <w:b w:val="0"/>
-          <w:bCs w:val="0"/>
-          <w:sz w:val="22"/>
-          <w:szCs w:val="22"/>
-          <w:lang w:val="en-US"/>
-        </w:rPr>
-      </w:pPr>
-      <w:r>
-        <w:rPr>
-          <w:rFonts w:ascii="Courier New" w:hAnsi="Courier New" w:cs="Courier New"/>
-          <w:b w:val="0"/>
-          <w:bCs w:val="0"/>
-          <w:sz w:val="22"/>
-          <w:szCs w:val="22"/>
-          <w:lang w:val="en-US"/>
-        </w:rPr>
-        <w:t xml:space="preserve">                                                            &lt;</w:t>
-      </w:r>
-      <w:proofErr w:type="spellStart"/>
-      <w:r>
-        <w:rPr>
-          <w:rFonts w:ascii="Courier New" w:hAnsi="Courier New" w:cs="Courier New"/>
-          <w:b w:val="0"/>
-          <w:bCs w:val="0"/>
-          <w:sz w:val="22"/>
-          <w:szCs w:val="22"/>
-          <w:lang w:val="en-US"/>
-        </w:rPr>
-        <w:t>TextBlock</w:t>
-      </w:r>
-      <w:proofErr w:type="spellEnd"/>
-      <w:r>
-        <w:rPr>
-          <w:rFonts w:ascii="Courier New" w:hAnsi="Courier New" w:cs="Courier New"/>
-          <w:b w:val="0"/>
-          <w:bCs w:val="0"/>
-          <w:sz w:val="22"/>
-          <w:szCs w:val="22"/>
-          <w:lang w:val="en-US"/>
-        </w:rPr>
-        <w:t xml:space="preserve"> </w:t>
-      </w:r>
-      <w:proofErr w:type="spellStart"/>
-      <w:r>
-        <w:rPr>
-          <w:rFonts w:ascii="Courier New" w:hAnsi="Courier New" w:cs="Courier New"/>
-          <w:b w:val="0"/>
-          <w:bCs w:val="0"/>
-          <w:sz w:val="22"/>
-          <w:szCs w:val="22"/>
-          <w:lang w:val="en-US"/>
-        </w:rPr>
-        <w:t>FontWeight</w:t>
-      </w:r>
-      <w:proofErr w:type="spellEnd"/>
-      <w:r>
-        <w:rPr>
-          <w:rFonts w:ascii="Courier New" w:hAnsi="Courier New" w:cs="Courier New"/>
-          <w:b w:val="0"/>
-          <w:bCs w:val="0"/>
-          <w:sz w:val="22"/>
-          <w:szCs w:val="22"/>
-          <w:lang w:val="en-US"/>
-        </w:rPr>
-        <w:t xml:space="preserve">="Bold" Text="{Binding </w:t>
-      </w:r>
-      <w:proofErr w:type="spellStart"/>
-      <w:r>
-        <w:rPr>
-          <w:rFonts w:ascii="Courier New" w:hAnsi="Courier New" w:cs="Courier New"/>
-          <w:b w:val="0"/>
-          <w:bCs w:val="0"/>
-          <w:sz w:val="22"/>
-          <w:szCs w:val="22"/>
-          <w:lang w:val="en-US"/>
-        </w:rPr>
-        <w:t>ClientName</w:t>
-      </w:r>
-      <w:proofErr w:type="spellEnd"/>
-      <w:r>
-        <w:rPr>
-          <w:rFonts w:ascii="Courier New" w:hAnsi="Courier New" w:cs="Courier New"/>
-          <w:b w:val="0"/>
-          <w:bCs w:val="0"/>
-          <w:sz w:val="22"/>
-          <w:szCs w:val="22"/>
-          <w:lang w:val="en-US"/>
-        </w:rPr>
-        <w:t xml:space="preserve">}" </w:t>
-      </w:r>
-      <w:proofErr w:type="spellStart"/>
-      <w:r>
-        <w:rPr>
-          <w:rFonts w:ascii="Courier New" w:hAnsi="Courier New" w:cs="Courier New"/>
-          <w:b w:val="0"/>
-          <w:bCs w:val="0"/>
-          <w:sz w:val="22"/>
-          <w:szCs w:val="22"/>
-          <w:lang w:val="en-US"/>
-        </w:rPr>
-        <w:t>FontSize</w:t>
-      </w:r>
-      <w:proofErr w:type="spellEnd"/>
-      <w:r>
-        <w:rPr>
-          <w:rFonts w:ascii="Courier New" w:hAnsi="Courier New" w:cs="Courier New"/>
-          <w:b w:val="0"/>
-          <w:bCs w:val="0"/>
-          <w:sz w:val="22"/>
-          <w:szCs w:val="22"/>
-          <w:lang w:val="en-US"/>
-        </w:rPr>
-        <w:t>="12"/&gt;</w:t>
-      </w:r>
-    </w:p>
-    <w:p>
-      <w:pPr>
-        <w:pStyle w:val="a3"/>
-        <w:spacing w:after="0" w:line="240" w:lineRule="auto"/>
-        <w:jc w:val="both"/>
-        <w:rPr>
-          <w:rFonts w:ascii="Courier New" w:hAnsi="Courier New" w:cs="Courier New"/>
-          <w:b w:val="0"/>
-          <w:bCs w:val="0"/>
-          <w:sz w:val="22"/>
-          <w:szCs w:val="22"/>
-          <w:lang w:val="en-US"/>
-        </w:rPr>
-      </w:pPr>
-      <w:r>
-        <w:rPr>
-          <w:rFonts w:ascii="Courier New" w:hAnsi="Courier New" w:cs="Courier New"/>
-          <w:b w:val="0"/>
-          <w:bCs w:val="0"/>
-          <w:sz w:val="22"/>
-          <w:szCs w:val="22"/>
-          <w:lang w:val="en-US"/>
-        </w:rPr>
-        <w:t xml:space="preserve">                                                            &lt;</w:t>
-      </w:r>
-      <w:proofErr w:type="spellStart"/>
-      <w:r>
-        <w:rPr>
-          <w:rFonts w:ascii="Courier New" w:hAnsi="Courier New" w:cs="Courier New"/>
-          <w:b w:val="0"/>
-          <w:bCs w:val="0"/>
-          <w:sz w:val="22"/>
-          <w:szCs w:val="22"/>
-          <w:lang w:val="en-US"/>
-        </w:rPr>
-        <w:t>TextBlock</w:t>
-      </w:r>
-      <w:proofErr w:type="spellEnd"/>
-      <w:r>
-        <w:rPr>
-          <w:rFonts w:ascii="Courier New" w:hAnsi="Courier New" w:cs="Courier New"/>
-          <w:b w:val="0"/>
-          <w:bCs w:val="0"/>
-          <w:sz w:val="22"/>
-          <w:szCs w:val="22"/>
-          <w:lang w:val="en-US"/>
-        </w:rPr>
-        <w:t xml:space="preserve"> Text="{Binding </w:t>
-      </w:r>
-      <w:proofErr w:type="spellStart"/>
-      <w:r>
-        <w:rPr>
-          <w:rFonts w:ascii="Courier New" w:hAnsi="Courier New" w:cs="Courier New"/>
-          <w:b w:val="0"/>
-          <w:bCs w:val="0"/>
-          <w:sz w:val="22"/>
-          <w:szCs w:val="22"/>
-          <w:lang w:val="en-US"/>
-        </w:rPr>
-        <w:t>ServiceName</w:t>
-      </w:r>
-      <w:proofErr w:type="spellEnd"/>
-      <w:r>
-        <w:rPr>
-          <w:rFonts w:ascii="Courier New" w:hAnsi="Courier New" w:cs="Courier New"/>
-          <w:b w:val="0"/>
-          <w:bCs w:val="0"/>
-          <w:sz w:val="22"/>
-          <w:szCs w:val="22"/>
-          <w:lang w:val="en-US"/>
-        </w:rPr>
-        <w:t xml:space="preserve">}" </w:t>
-      </w:r>
-      <w:proofErr w:type="spellStart"/>
-      <w:r>
-        <w:rPr>
-          <w:rFonts w:ascii="Courier New" w:hAnsi="Courier New" w:cs="Courier New"/>
-          <w:b w:val="0"/>
-          <w:bCs w:val="0"/>
-          <w:sz w:val="22"/>
-          <w:szCs w:val="22"/>
-          <w:lang w:val="en-US"/>
-        </w:rPr>
-        <w:t>FontSize</w:t>
-      </w:r>
-      <w:proofErr w:type="spellEnd"/>
-      <w:r>
-        <w:rPr>
-          <w:rFonts w:ascii="Courier New" w:hAnsi="Courier New" w:cs="Courier New"/>
-          <w:b w:val="0"/>
-          <w:bCs w:val="0"/>
-          <w:sz w:val="22"/>
-          <w:szCs w:val="22"/>
-          <w:lang w:val="en-US"/>
-        </w:rPr>
-        <w:t>="10" Foreground="Gray"/&gt;</w:t>
-      </w:r>
-    </w:p>
-    <w:p>
-      <w:pPr>
-        <w:pStyle w:val="a3"/>
-        <w:spacing w:after="0" w:line="240" w:lineRule="auto"/>
-        <w:jc w:val="both"/>
-        <w:rPr>
-          <w:rFonts w:ascii="Courier New" w:hAnsi="Courier New" w:cs="Courier New"/>
-          <w:b w:val="0"/>
-          <w:bCs w:val="0"/>
-          <w:sz w:val="22"/>
-          <w:szCs w:val="22"/>
-          <w:lang w:val="en-US"/>
-        </w:rPr>
-      </w:pPr>
-      <w:r>
-        <w:rPr>
-          <w:rFonts w:ascii="Courier New" w:hAnsi="Courier New" w:cs="Courier New"/>
-          <w:b w:val="0"/>
-          <w:bCs w:val="0"/>
-          <w:sz w:val="22"/>
-          <w:szCs w:val="22"/>
-          <w:lang w:val="en-US"/>
-        </w:rPr>
-        <w:t xml:space="preserve">                                                            &lt;</w:t>
-      </w:r>
-      <w:proofErr w:type="spellStart"/>
-      <w:r>
-        <w:rPr>
-          <w:rFonts w:ascii="Courier New" w:hAnsi="Courier New" w:cs="Courier New"/>
-          <w:b w:val="0"/>
-          <w:bCs w:val="0"/>
-          <w:sz w:val="22"/>
-          <w:szCs w:val="22"/>
-          <w:lang w:val="en-US"/>
-        </w:rPr>
-        <w:t>TextBlock</w:t>
-      </w:r>
-      <w:proofErr w:type="spellEnd"/>
-      <w:r>
-        <w:rPr>
-          <w:rFonts w:ascii="Courier New" w:hAnsi="Courier New" w:cs="Courier New"/>
-          <w:b w:val="0"/>
-          <w:bCs w:val="0"/>
-          <w:sz w:val="22"/>
-          <w:szCs w:val="22"/>
-          <w:lang w:val="en-US"/>
-        </w:rPr>
-        <w:t xml:space="preserve"> Text="{Binding </w:t>
-      </w:r>
-      <w:proofErr w:type="spellStart"/>
-      <w:r>
-        <w:rPr>
-          <w:rFonts w:ascii="Courier New" w:hAnsi="Courier New" w:cs="Courier New"/>
-          <w:b w:val="0"/>
-          <w:bCs w:val="0"/>
-          <w:sz w:val="22"/>
-          <w:szCs w:val="22"/>
-          <w:lang w:val="en-US"/>
-        </w:rPr>
-        <w:t>TimeRange</w:t>
-      </w:r>
-      <w:proofErr w:type="spellEnd"/>
-      <w:r>
-        <w:rPr>
-          <w:rFonts w:ascii="Courier New" w:hAnsi="Courier New" w:cs="Courier New"/>
-          <w:b w:val="0"/>
-          <w:bCs w:val="0"/>
-          <w:sz w:val="22"/>
-          <w:szCs w:val="22"/>
-          <w:lang w:val="en-US"/>
-        </w:rPr>
-        <w:t xml:space="preserve">}" </w:t>
-      </w:r>
-      <w:proofErr w:type="spellStart"/>
-      <w:r>
-        <w:rPr>
-          <w:rFonts w:ascii="Courier New" w:hAnsi="Courier New" w:cs="Courier New"/>
-          <w:b w:val="0"/>
-          <w:bCs w:val="0"/>
-          <w:sz w:val="22"/>
-          <w:szCs w:val="22"/>
-          <w:lang w:val="en-US"/>
-        </w:rPr>
-        <w:t>FontSize</w:t>
-      </w:r>
-      <w:proofErr w:type="spellEnd"/>
-      <w:r>
-        <w:rPr>
-          <w:rFonts w:ascii="Courier New" w:hAnsi="Courier New" w:cs="Courier New"/>
-          <w:b w:val="0"/>
-          <w:bCs w:val="0"/>
-          <w:sz w:val="22"/>
-          <w:szCs w:val="22"/>
-          <w:lang w:val="en-US"/>
-        </w:rPr>
-        <w:t>="10" Foreground="</w:t>
-      </w:r>
-      <w:proofErr w:type="spellStart"/>
-      <w:r>
-        <w:rPr>
-          <w:rFonts w:ascii="Courier New" w:hAnsi="Courier New" w:cs="Courier New"/>
-          <w:b w:val="0"/>
-          <w:bCs w:val="0"/>
-          <w:sz w:val="22"/>
-          <w:szCs w:val="22"/>
-          <w:lang w:val="en-US"/>
-        </w:rPr>
-        <w:t>DarkGreen</w:t>
-      </w:r>
-      <w:proofErr w:type="spellEnd"/>
-      <w:r>
-        <w:rPr>
-          <w:rFonts w:ascii="Courier New" w:hAnsi="Courier New" w:cs="Courier New"/>
-          <w:b w:val="0"/>
-          <w:bCs w:val="0"/>
-          <w:sz w:val="22"/>
-          <w:szCs w:val="22"/>
-          <w:lang w:val="en-US"/>
-        </w:rPr>
-        <w:t>"/&gt;</w:t>
-      </w:r>
-    </w:p>
-    <w:p>
-      <w:pPr>
-        <w:pStyle w:val="a3"/>
-        <w:spacing w:after="0" w:line="240" w:lineRule="auto"/>
-        <w:jc w:val="both"/>
-        <w:rPr>
-          <w:rFonts w:ascii="Courier New" w:hAnsi="Courier New" w:cs="Courier New"/>
-          <w:b w:val="0"/>
-          <w:bCs w:val="0"/>
-          <w:sz w:val="22"/>
-          <w:szCs w:val="22"/>
-          <w:lang w:val="en-US"/>
-        </w:rPr>
-      </w:pPr>
-      <w:r>
-        <w:rPr>
-          <w:rFonts w:ascii="Courier New" w:hAnsi="Courier New" w:cs="Courier New"/>
-          <w:b w:val="0"/>
-          <w:bCs w:val="0"/>
-          <w:sz w:val="22"/>
-          <w:szCs w:val="22"/>
-          <w:lang w:val="en-US"/>
-        </w:rPr>
-        <w:t xml:space="preserve">                                                        &lt;/</w:t>
-      </w:r>
-      <w:proofErr w:type="spellStart"/>
-      <w:r>
-        <w:rPr>
-          <w:rFonts w:ascii="Courier New" w:hAnsi="Courier New" w:cs="Courier New"/>
-          <w:b w:val="0"/>
-          <w:bCs w:val="0"/>
-          <w:sz w:val="22"/>
-          <w:szCs w:val="22"/>
-          <w:lang w:val="en-US"/>
-        </w:rPr>
-        <w:t>StackPanel</w:t>
-      </w:r>
-      <w:proofErr w:type="spellEnd"/>
-      <w:r>
-        <w:rPr>
-          <w:rFonts w:ascii="Courier New" w:hAnsi="Courier New" w:cs="Courier New"/>
-          <w:b w:val="0"/>
-          <w:bCs w:val="0"/>
-          <w:sz w:val="22"/>
-          <w:szCs w:val="22"/>
-          <w:lang w:val="en-US"/>
-        </w:rPr>
-        <w:t>&gt;</w:t>
-      </w:r>
-    </w:p>
-    <w:p>
-      <w:pPr>
-        <w:pStyle w:val="a3"/>
-        <w:spacing w:after="0" w:line="240" w:lineRule="auto"/>
-        <w:jc w:val="both"/>
-        <w:rPr>
-          <w:rFonts w:ascii="Courier New" w:hAnsi="Courier New" w:cs="Courier New"/>
-          <w:b w:val="0"/>
-          <w:bCs w:val="0"/>
-          <w:sz w:val="22"/>
-          <w:szCs w:val="22"/>
-          <w:lang w:val="en-US"/>
-        </w:rPr>
-      </w:pPr>
-      <w:r>
-        <w:rPr>
-          <w:rFonts w:ascii="Courier New" w:hAnsi="Courier New" w:cs="Courier New"/>
-          <w:b w:val="0"/>
-          <w:bCs w:val="0"/>
-          <w:sz w:val="22"/>
-          <w:szCs w:val="22"/>
-          <w:lang w:val="en-US"/>
-        </w:rPr>
-        <w:t xml:space="preserve">                                                    &lt;/</w:t>
-      </w:r>
-      <w:proofErr w:type="spellStart"/>
-      <w:r>
-        <w:rPr>
-          <w:rFonts w:ascii="Courier New" w:hAnsi="Courier New" w:cs="Courier New"/>
-          <w:b w:val="0"/>
-          <w:bCs w:val="0"/>
-          <w:sz w:val="22"/>
-          <w:szCs w:val="22"/>
-          <w:lang w:val="en-US"/>
-        </w:rPr>
-        <w:t>CheckBox</w:t>
-      </w:r>
-      <w:proofErr w:type="spellEnd"/>
-      <w:r>
-        <w:rPr>
-          <w:rFonts w:ascii="Courier New" w:hAnsi="Courier New" w:cs="Courier New"/>
-          <w:b w:val="0"/>
-          <w:bCs w:val="0"/>
-          <w:sz w:val="22"/>
-          <w:szCs w:val="22"/>
-          <w:lang w:val="en-US"/>
-        </w:rPr>
-        <w:t>&gt;</w:t>
-      </w:r>
-    </w:p>
-    <w:p>
-      <w:pPr>
-        <w:pStyle w:val="a3"/>
-        <w:spacing w:after="0" w:line="240" w:lineRule="auto"/>
-        <w:jc w:val="both"/>
-        <w:rPr>
-          <w:rFonts w:ascii="Courier New" w:hAnsi="Courier New" w:cs="Courier New"/>
-          <w:b w:val="0"/>
-          <w:bCs w:val="0"/>
-          <w:sz w:val="22"/>
-          <w:szCs w:val="22"/>
-          <w:lang w:val="en-US"/>
-        </w:rPr>
-      </w:pPr>
-      <w:r>
-        <w:rPr>
-          <w:rFonts w:ascii="Courier New" w:hAnsi="Courier New" w:cs="Courier New"/>
-          <w:b w:val="0"/>
-          <w:bCs w:val="0"/>
-          <w:sz w:val="22"/>
-          <w:szCs w:val="22"/>
-          <w:lang w:val="en-US"/>
-        </w:rPr>
+        <w:lastRenderedPageBreak/>
         <w:t xml:space="preserve">                                                &lt;/Border&gt;</w:t>
       </w:r>
     </w:p>
@@ -5830,7 +5786,6 @@
           <w:szCs w:val="22"/>
           <w:lang w:val="en-US"/>
         </w:rPr>
-        <w:lastRenderedPageBreak/>
         <w:t xml:space="preserve">                                            &lt;/</w:t>
       </w:r>
       <w:proofErr w:type="spellStart"/>
@@ -11594,6 +11549,7 @@
           <w:bCs w:val="0"/>
           <w:sz w:val="22"/>
           <w:szCs w:val="22"/>
+          <w:lang w:val="en-US"/>
         </w:rPr>
       </w:pPr>
       <w:r>
@@ -11624,6 +11580,7 @@
           <w:bCs w:val="0"/>
           <w:sz w:val="22"/>
           <w:szCs w:val="22"/>
+          <w:lang w:val="en-US"/>
         </w:rPr>
         <w:t xml:space="preserve"> </w:t>
       </w:r>
@@ -11647,6 +11604,7 @@
           <w:bCs w:val="0"/>
           <w:sz w:val="22"/>
           <w:szCs w:val="22"/>
+          <w:lang w:val="en-US"/>
         </w:rPr>
         <w:t xml:space="preserve"> </w:t>
       </w:r>
@@ -11658,6 +11616,7 @@
           <w:bCs w:val="0"/>
           <w:sz w:val="22"/>
           <w:szCs w:val="22"/>
+          <w:lang w:val="en-US"/>
         </w:rPr>
         <w:t xml:space="preserve">{ </w:t>
       </w:r>
@@ -11680,6 +11639,7 @@
           <w:bCs w:val="0"/>
           <w:sz w:val="22"/>
           <w:szCs w:val="22"/>
+          <w:lang w:val="en-US"/>
         </w:rPr>
         <w:t xml:space="preserve"> = 1, </w:t>
       </w:r>
@@ -11703,8 +11663,51 @@
           <w:bCs w:val="0"/>
           <w:sz w:val="22"/>
           <w:szCs w:val="22"/>
-        </w:rPr>
-        <w:t xml:space="preserve"> = "Анна Иванова", </w:t>
+          <w:lang w:val="en-US"/>
+        </w:rPr>
+        <w:t xml:space="preserve"> = "</w:t>
+      </w:r>
+      <w:r>
+        <w:rPr>
+          <w:rFonts w:ascii="Courier New" w:hAnsi="Courier New" w:cs="Courier New"/>
+          <w:b w:val="0"/>
+          <w:bCs w:val="0"/>
+          <w:sz w:val="22"/>
+          <w:szCs w:val="22"/>
+        </w:rPr>
+        <w:t>Анна</w:t>
+      </w:r>
+      <w:r>
+        <w:rPr>
+          <w:rFonts w:ascii="Courier New" w:hAnsi="Courier New" w:cs="Courier New"/>
+          <w:b w:val="0"/>
+          <w:bCs w:val="0"/>
+          <w:sz w:val="22"/>
+          <w:szCs w:val="22"/>
+          <w:lang w:val="en-US"/>
+        </w:rPr>
+        <w:t xml:space="preserve"> </w:t>
+      </w:r>
+      <w:r>
+        <w:rPr>
+          <w:rFonts w:ascii="Courier New" w:hAnsi="Courier New" w:cs="Courier New"/>
+          <w:b w:val="0"/>
+          <w:bCs w:val="0"/>
+          <w:sz w:val="22"/>
+          <w:szCs w:val="22"/>
+        </w:rPr>
+        <w:t>Иванова</w:t>
+      </w:r>
+      <w:r>
+        <w:rPr>
+          <w:rFonts w:ascii="Courier New" w:hAnsi="Courier New" w:cs="Courier New"/>
+          <w:b w:val="0"/>
+          <w:bCs w:val="0"/>
+          <w:sz w:val="22"/>
+          <w:szCs w:val="22"/>
+          <w:lang w:val="en-US"/>
+        </w:rPr>
+        <w:t xml:space="preserve">", </w:t>
       </w:r>
       <w:proofErr w:type="spellStart"/>
       <w:r>
@@ -11726,8 +11729,72 @@
           <w:bCs w:val="0"/>
           <w:sz w:val="22"/>
           <w:szCs w:val="22"/>
-        </w:rPr>
-        <w:t xml:space="preserve"> = "Маникюр + гель-лак", </w:t>
+          <w:lang w:val="en-US"/>
+        </w:rPr>
+        <w:t xml:space="preserve"> = "</w:t>
+      </w:r>
+      <w:r>
+        <w:rPr>
+          <w:rFonts w:ascii="Courier New" w:hAnsi="Courier New" w:cs="Courier New"/>
+          <w:b w:val="0"/>
+          <w:bCs w:val="0"/>
+          <w:sz w:val="22"/>
+          <w:szCs w:val="22"/>
+        </w:rPr>
+        <w:t>Маникюр</w:t>
+      </w:r>
+      <w:r>
+        <w:rPr>
+          <w:rFonts w:ascii="Courier New" w:hAnsi="Courier New" w:cs="Courier New"/>
+          <w:b w:val="0"/>
+          <w:bCs w:val="0"/>
+          <w:sz w:val="22"/>
+          <w:szCs w:val="22"/>
+          <w:lang w:val="en-US"/>
+        </w:rPr>
+        <w:t xml:space="preserve"> + </w:t>
+      </w:r>
+      <w:r>
+        <w:rPr>
+          <w:rFonts w:ascii="Courier New" w:hAnsi="Courier New" w:cs="Courier New"/>
+          <w:b w:val="0"/>
+          <w:bCs w:val="0"/>
+          <w:sz w:val="22"/>
+          <w:szCs w:val="22"/>
+        </w:rPr>
+        <w:t>гель</w:t>
+      </w:r>
+      <w:r>
+        <w:rPr>
+          <w:rFonts w:ascii="Courier New" w:hAnsi="Courier New" w:cs="Courier New"/>
+          <w:b w:val="0"/>
+          <w:bCs w:val="0"/>
+          <w:sz w:val="22"/>
+          <w:szCs w:val="22"/>
+          <w:lang w:val="en-US"/>
+        </w:rPr>
+        <w:t>-</w:t>
+      </w:r>
+      <w:r>
+        <w:rPr>
+          <w:rFonts w:ascii="Courier New" w:hAnsi="Courier New" w:cs="Courier New"/>
+          <w:b w:val="0"/>
+          <w:bCs w:val="0"/>
+          <w:sz w:val="22"/>
+          <w:szCs w:val="22"/>
+        </w:rPr>
+        <w:t>лак</w:t>
+      </w:r>
+      <w:r>
+        <w:rPr>
+          <w:rFonts w:ascii="Courier New" w:hAnsi="Courier New" w:cs="Courier New"/>
+          <w:b w:val="0"/>
+          <w:bCs w:val="0"/>
+          <w:sz w:val="22"/>
+          <w:szCs w:val="22"/>
+          <w:lang w:val="en-US"/>
+        </w:rPr>
+        <w:t xml:space="preserve">", </w:t>
       </w:r>
       <w:proofErr w:type="spellStart"/>
       <w:r>
@@ -11749,6 +11816,7 @@
           <w:bCs w:val="0"/>
           <w:sz w:val="22"/>
           <w:szCs w:val="22"/>
+          <w:lang w:val="en-US"/>
         </w:rPr>
         <w:t xml:space="preserve"> = </w:t>
       </w:r>
@@ -11765,14 +11833,14 @@
         </w:rPr>
         <w:t>DateTime</w:t>
       </w:r>
-      <w:proofErr w:type="spellEnd"/>
-      <w:r>
-        <w:rPr>
-          <w:rFonts w:ascii="Courier New" w:hAnsi="Courier New" w:cs="Courier New"/>
-          <w:b w:val="0"/>
-          <w:bCs w:val="0"/>
-          <w:sz w:val="22"/>
-          <w:szCs w:val="22"/>
+      <w:r>
+        <w:rPr>
+          <w:rFonts w:ascii="Courier New" w:hAnsi="Courier New" w:cs="Courier New"/>
+          <w:b w:val="0"/>
+          <w:bCs w:val="0"/>
+          <w:sz w:val="22"/>
+          <w:szCs w:val="22"/>
+          <w:lang w:val="en-US"/>
         </w:rPr>
         <w:t>.</w:t>
       </w:r>
@@ -11794,10 +11862,10 @@
           <w:bCs w:val="0"/>
           <w:sz w:val="22"/>
           <w:szCs w:val="22"/>
+          <w:lang w:val="en-US"/>
         </w:rPr>
         <w:t>.</w:t>
       </w:r>
-      <w:proofErr w:type="spellStart"/>
       <w:r>
         <w:rPr>
           <w:rFonts w:ascii="Courier New" w:hAnsi="Courier New" w:cs="Courier New"/>
@@ -11818,6 +11886,7 @@
           <w:bCs w:val="0"/>
           <w:sz w:val="22"/>
           <w:szCs w:val="22"/>
+          <w:lang w:val="en-US"/>
         </w:rPr>
         <w:t xml:space="preserve">(10), </w:t>
       </w:r>
@@ -11841,6 +11910,7 @@
           <w:bCs w:val="0"/>
           <w:sz w:val="22"/>
           <w:szCs w:val="22"/>
+          <w:lang w:val="en-US"/>
         </w:rPr>
         <w:t xml:space="preserve"> = </w:t>
       </w:r>
@@ -11852,6 +11922,7 @@
           <w:bCs w:val="0"/>
           <w:sz w:val="22"/>
           <w:szCs w:val="22"/>
+          <w:lang w:val="en-US"/>
         </w:rPr>
         <w:t>1 }</w:t>
       </w:r>
@@ -11863,6 +11934,7 @@
           <w:bCs w:val="0"/>
           <w:sz w:val="22"/>
           <w:szCs w:val="22"/>
+          <w:lang w:val="en-US"/>
         </w:rPr>
         <w:t>,</w:t>
       </w:r>
@@ -11888,6 +11960,7 @@
           <w:bCs w:val="0"/>
           <w:sz w:val="22"/>
           <w:szCs w:val="22"/>
+          <w:lang w:val="en-US"/>
         </w:rPr>
         <w:t xml:space="preserve">                </w:t>
       </w:r>
@@ -12707,6 +12780,7 @@
           <w:bCs w:val="0"/>
           <w:sz w:val="22"/>
           <w:szCs w:val="22"/>
+          <w:lang w:val="en-US"/>
         </w:rPr>
       </w:pPr>
       <w:r>
@@ -12727,6 +12801,7 @@
           <w:bCs w:val="0"/>
           <w:sz w:val="22"/>
           <w:szCs w:val="22"/>
+          <w:lang w:val="en-US"/>
         </w:rPr>
         <w:t>{</w:t>
       </w:r>
@@ -12751,6 +12826,7 @@
           <w:bCs w:val="0"/>
           <w:sz w:val="22"/>
           <w:szCs w:val="22"/>
+          <w:lang w:val="en-US"/>
         </w:rPr>
         <w:t xml:space="preserve">            </w:t>
       </w:r>
@@ -16001,21 +16077,8 @@
           <w:szCs w:val="22"/>
           <w:lang w:val="en-US"/>
         </w:rPr>
-        <w:t xml:space="preserve"> </w:t>
-      </w:r>
-      <w:proofErr w:type="spellStart"/>
-      <w:r>
-        <w:rPr>
-          <w:rFonts w:ascii="Courier New" w:hAnsi="Courier New" w:cs="Courier New"/>
-          <w:b w:val="0"/>
-          <w:bCs w:val="0"/>
-          <w:sz w:val="22"/>
-          <w:szCs w:val="22"/>
-          <w:lang w:val="en-US"/>
-        </w:rPr>
-        <w:t>список</w:t>
-      </w:r>
-      <w:proofErr w:type="spellEnd"/>
+        <w:t xml:space="preserve"> список</w:t>
+      </w:r>
     </w:p>
     <w:p>
       <w:pPr>
@@ -22925,6 +22988,7 @@
   <w:style w:type="character" w:default="1" w:styleId="a0">
     <w:name w:val="Default Paragraph Font"/>
     <w:uiPriority w:val="1"/>
+    <w:semiHidden/>
     <w:unhideWhenUsed/>
   </w:style>
   <w:style w:type="table" w:default="1" w:styleId="a1">
